--- a/documentacao/arquivos/garantia-qualidade/LabMedSys - Modulo Garantia da Qualidade - Controle de Desvios - Tela 09 Monitoramento do Plano de Ação Corretiva - Anvisa.docx
+++ b/documentacao/arquivos/garantia-qualidade/LabMedSys - Modulo Garantia da Qualidade - Controle de Desvios - Tela 09 Monitoramento do Plano de Ação Corretiva - Anvisa.docx
@@ -946,7 +946,7 @@
               <w:rPr>
                 <w:szCs w:val="20"/>
               </w:rPr>
-              <w:t>21/10/2026</w:t>
+              <w:t>22/10/2026</w:t>
             </w:r>
           </w:p>
         </w:tc>
@@ -3519,10 +3519,10 @@
         <w:tblLook w:val="04A0" w:firstRow="1" w:lastRow="0" w:firstColumn="1" w:lastColumn="0" w:noHBand="0" w:noVBand="1"/>
       </w:tblPr>
       <w:tblGrid>
-        <w:gridCol w:w="2483"/>
-        <w:gridCol w:w="1305"/>
-        <w:gridCol w:w="4648"/>
-        <w:gridCol w:w="1195"/>
+        <w:gridCol w:w="2302"/>
+        <w:gridCol w:w="1277"/>
+        <w:gridCol w:w="4883"/>
+        <w:gridCol w:w="1169"/>
       </w:tblGrid>
       <w:tr>
         <w:trPr>
@@ -3531,7 +3531,7 @@
         </w:trPr>
         <w:tc>
           <w:tcPr>
-            <w:tcW w:w="2483" w:type="dxa"/>
+            <w:tcW w:w="2302" w:type="dxa"/>
             <w:shd w:val="clear" w:color="auto" w:fill="D9D9D9" w:themeFill="background1" w:themeFillShade="D9"/>
           </w:tcPr>
           <w:p>
@@ -3559,7 +3559,7 @@
         </w:tc>
         <w:tc>
           <w:tcPr>
-            <w:tcW w:w="1305" w:type="dxa"/>
+            <w:tcW w:w="1277" w:type="dxa"/>
             <w:shd w:val="clear" w:color="auto" w:fill="D9D9D9" w:themeFill="background1" w:themeFillShade="D9"/>
           </w:tcPr>
           <w:p>
@@ -3587,7 +3587,7 @@
         </w:tc>
         <w:tc>
           <w:tcPr>
-            <w:tcW w:w="4648" w:type="dxa"/>
+            <w:tcW w:w="4883" w:type="dxa"/>
             <w:shd w:val="clear" w:color="auto" w:fill="D9D9D9" w:themeFill="background1" w:themeFillShade="D9"/>
           </w:tcPr>
           <w:p>
@@ -3615,7 +3615,7 @@
         </w:tc>
         <w:tc>
           <w:tcPr>
-            <w:tcW w:w="1195" w:type="dxa"/>
+            <w:tcW w:w="1169" w:type="dxa"/>
             <w:shd w:val="clear" w:color="auto" w:fill="D9D9D9" w:themeFill="background1" w:themeFillShade="D9"/>
           </w:tcPr>
           <w:p>
@@ -3648,7 +3648,7 @@
         </w:trPr>
         <w:tc>
           <w:tcPr>
-            <w:tcW w:w="2483" w:type="dxa"/>
+            <w:tcW w:w="2302" w:type="dxa"/>
           </w:tcPr>
           <w:p>
             <w:pPr>
@@ -3671,7 +3671,7 @@
         </w:tc>
         <w:tc>
           <w:tcPr>
-            <w:tcW w:w="1305" w:type="dxa"/>
+            <w:tcW w:w="1277" w:type="dxa"/>
           </w:tcPr>
           <w:p>
             <w:pPr>
@@ -3694,7 +3694,7 @@
         </w:tc>
         <w:tc>
           <w:tcPr>
-            <w:tcW w:w="4648" w:type="dxa"/>
+            <w:tcW w:w="4883" w:type="dxa"/>
           </w:tcPr>
           <w:p>
             <w:pPr>
@@ -3711,13 +3711,13 @@
                 <w:sz w:val="18"/>
                 <w:szCs w:val="20"/>
               </w:rPr>
-              <w:t xml:space="preserve">Registra se as ações foram implementadas, com resultado e observação (RN-GQ-049; LiberacaoPlanoAcaoCorretivaValidator.cs:25-50). Não há verificação posterior de eficácia com prazo e critério (RN-GQ-052)</w:t>
+              <w:t xml:space="preserve">Registra se as ações foram implementadas, com resultado e observação (RN-GQ-049; LiberacaoPlanoAcaoCorretivaValidator.cs:25-50). Não há verificação posterior de eficácia com prazo e critério (RN-GQ-052). Em 21/10/2026, o Aprovar aceitou resultado de uma ação que não existe (Ação Nº 99) e um plano sem nenhuma ação (CT-GQ-N09-05, DV-GQ-021)</w:t>
             </w:r>
           </w:p>
         </w:tc>
         <w:tc>
           <w:tcPr>
-            <w:tcW w:w="1195" w:type="dxa"/>
+            <w:tcW w:w="1169" w:type="dxa"/>
           </w:tcPr>
           <w:p>
             <w:pPr>
@@ -3745,7 +3745,7 @@
         </w:trPr>
         <w:tc>
           <w:tcPr>
-            <w:tcW w:w="2483" w:type="dxa"/>
+            <w:tcW w:w="2302" w:type="dxa"/>
           </w:tcPr>
           <w:p>
             <w:pPr>
@@ -3768,7 +3768,7 @@
         </w:tc>
         <w:tc>
           <w:tcPr>
-            <w:tcW w:w="1305" w:type="dxa"/>
+            <w:tcW w:w="1277" w:type="dxa"/>
           </w:tcPr>
           <w:p>
             <w:pPr>
@@ -3791,7 +3791,7 @@
         </w:tc>
         <w:tc>
           <w:tcPr>
-            <w:tcW w:w="4648" w:type="dxa"/>
+            <w:tcW w:w="4883" w:type="dxa"/>
           </w:tcPr>
           <w:p>
             <w:pPr>
@@ -3808,13 +3808,13 @@
                 <w:sz w:val="18"/>
                 <w:szCs w:val="20"/>
               </w:rPr>
-              <w:t xml:space="preserve">A verificação final é feita na hora da aprovação. "Ações Corretivas Implementadas = Não" não impede a aprovação (RN-GQ-D09-007, a confirmar no teste)</w:t>
+              <w:t xml:space="preserve">A verificação final é feita na hora da aprovação. "Ações Corretivas Implementadas = Não" não impede a aprovação (RN-GQ-D09-007). Em 21/10/2026, um plano foi aprovado com um resultado "Implementada = Não" (RD 052/26, DV-GQ-021); a caixa da verificação final não foi isolada</w:t>
             </w:r>
           </w:p>
         </w:tc>
         <w:tc>
           <w:tcPr>
-            <w:tcW w:w="1195" w:type="dxa"/>
+            <w:tcW w:w="1169" w:type="dxa"/>
           </w:tcPr>
           <w:p>
             <w:pPr>
@@ -3842,7 +3842,7 @@
         </w:trPr>
         <w:tc>
           <w:tcPr>
-            <w:tcW w:w="2483" w:type="dxa"/>
+            <w:tcW w:w="2302" w:type="dxa"/>
           </w:tcPr>
           <w:p>
             <w:pPr>
@@ -3865,7 +3865,7 @@
         </w:tc>
         <w:tc>
           <w:tcPr>
-            <w:tcW w:w="1305" w:type="dxa"/>
+            <w:tcW w:w="1277" w:type="dxa"/>
           </w:tcPr>
           <w:p>
             <w:pPr>
@@ -3888,7 +3888,7 @@
         </w:tc>
         <w:tc>
           <w:tcPr>
-            <w:tcW w:w="4648" w:type="dxa"/>
+            <w:tcW w:w="4883" w:type="dxa"/>
           </w:tcPr>
           <w:p>
             <w:pPr>
@@ -3905,13 +3905,13 @@
                 <w:sz w:val="18"/>
                 <w:szCs w:val="20"/>
               </w:rPr>
-              <w:t xml:space="preserve">A tela só aprova: não há botão Reprovar e o estado Reprovado não tem saída (RN-GQ-051). O plano foi aprovado com ação pendente em teste de 12/10/2026 (RN-GQ-050; DV-GQ-002)</w:t>
+              <w:t xml:space="preserve">A tela só aprova: não há botão Reprovar e o estado Reprovado não tem saída (RN-GQ-051). O plano foi aprovado com ação pendente em teste de 12/10/2026 (RN-GQ-050; DV-GQ-002). Reconfirmado em 21/10/2026: continua sem botão Reprovar (DV-GQ-016) e a aprovação aceitou o que deveria recusar (DV-GQ-021)</w:t>
             </w:r>
           </w:p>
         </w:tc>
         <w:tc>
           <w:tcPr>
-            <w:tcW w:w="1195" w:type="dxa"/>
+            <w:tcW w:w="1169" w:type="dxa"/>
           </w:tcPr>
           <w:p>
             <w:pPr>
@@ -3939,7 +3939,7 @@
         </w:trPr>
         <w:tc>
           <w:tcPr>
-            <w:tcW w:w="2483" w:type="dxa"/>
+            <w:tcW w:w="2302" w:type="dxa"/>
           </w:tcPr>
           <w:p>
             <w:pPr>
@@ -3962,7 +3962,7 @@
         </w:tc>
         <w:tc>
           <w:tcPr>
-            <w:tcW w:w="1305" w:type="dxa"/>
+            <w:tcW w:w="1277" w:type="dxa"/>
           </w:tcPr>
           <w:p>
             <w:pPr>
@@ -3985,7 +3985,7 @@
         </w:tc>
         <w:tc>
           <w:tcPr>
-            <w:tcW w:w="4648" w:type="dxa"/>
+            <w:tcW w:w="4883" w:type="dxa"/>
           </w:tcPr>
           <w:p>
             <w:pPr>
@@ -4002,13 +4002,13 @@
                 <w:sz w:val="18"/>
                 <w:szCs w:val="20"/>
               </w:rPr>
-              <w:t xml:space="preserve">A aprovação grava histórico campo a campo (RN-GQ-D09-015; LiberacaoPlanoAcaoCorretivaRNCController.cs:263). O resultado por ação é texto livre e não é ligado às ações do plano; basta uma linha de resultado (RN-GQ-D09-006)</w:t>
+              <w:t xml:space="preserve">A aprovação grava histórico campo a campo (RN-GQ-D09-015; LiberacaoPlanoAcaoCorretivaRNCController.cs:263). O resultado por ação é texto livre e não é ligado às ações do plano; basta uma linha de resultado (RN-GQ-D09-006). Confirmado em 21/10/2026: Ação Nº 99 foi aceita e o plano foi aprovado (CT-GQ-N09-05, DV-GQ-021). A tela recusou verificação final vazia, ausência de resultado e resultado sem número ou sem observação (CT-GQ-N09-01 a N09-03)</w:t>
             </w:r>
           </w:p>
         </w:tc>
         <w:tc>
           <w:tcPr>
-            <w:tcW w:w="1195" w:type="dxa"/>
+            <w:tcW w:w="1169" w:type="dxa"/>
           </w:tcPr>
           <w:p>
             <w:pPr>
@@ -4036,7 +4036,7 @@
         </w:trPr>
         <w:tc>
           <w:tcPr>
-            <w:tcW w:w="2483" w:type="dxa"/>
+            <w:tcW w:w="2302" w:type="dxa"/>
           </w:tcPr>
           <w:p>
             <w:pPr>
@@ -4059,7 +4059,7 @@
         </w:tc>
         <w:tc>
           <w:tcPr>
-            <w:tcW w:w="1305" w:type="dxa"/>
+            <w:tcW w:w="1277" w:type="dxa"/>
           </w:tcPr>
           <w:p>
             <w:pPr>
@@ -4082,7 +4082,7 @@
         </w:tc>
         <w:tc>
           <w:tcPr>
-            <w:tcW w:w="4648" w:type="dxa"/>
+            <w:tcW w:w="4883" w:type="dxa"/>
           </w:tcPr>
           <w:p>
             <w:pPr>
@@ -4105,7 +4105,7 @@
         </w:tc>
         <w:tc>
           <w:tcPr>
-            <w:tcW w:w="1195" w:type="dxa"/>
+            <w:tcW w:w="1169" w:type="dxa"/>
           </w:tcPr>
           <w:p>
             <w:pPr>
@@ -4133,7 +4133,7 @@
         </w:trPr>
         <w:tc>
           <w:tcPr>
-            <w:tcW w:w="2483" w:type="dxa"/>
+            <w:tcW w:w="2302" w:type="dxa"/>
           </w:tcPr>
           <w:p>
             <w:pPr>
@@ -4156,7 +4156,7 @@
         </w:tc>
         <w:tc>
           <w:tcPr>
-            <w:tcW w:w="1305" w:type="dxa"/>
+            <w:tcW w:w="1277" w:type="dxa"/>
           </w:tcPr>
           <w:p>
             <w:pPr>
@@ -4179,7 +4179,7 @@
         </w:tc>
         <w:tc>
           <w:tcPr>
-            <w:tcW w:w="4648" w:type="dxa"/>
+            <w:tcW w:w="4883" w:type="dxa"/>
           </w:tcPr>
           <w:p>
             <w:pPr>
@@ -4202,7 +4202,7 @@
         </w:tc>
         <w:tc>
           <w:tcPr>
-            <w:tcW w:w="1195" w:type="dxa"/>
+            <w:tcW w:w="1169" w:type="dxa"/>
           </w:tcPr>
           <w:p>
             <w:pPr>
@@ -4274,7 +4274,7 @@
         <w:rPr>
           <w:szCs w:val="20"/>
         </w:rPr>
-        <w:t xml:space="preserve">1. Quem aprovou este plano corretivo, quando, e com base em quê? O sistema mostra isso hoje? Em parte. O histórico e o usuário de atualização do desvio indicam quem agiu, mas não há campo de aprovador nem assinatura (RN-GQ-D09-011). 2. Todas as ações do plano estavam concluídas quando foi aprovado? O sistema mostra isso hoje? Em parte. A tela esconde o botão com ação pendente, mas o servidor aprovou com ação pendente em teste (DV-GQ-002). 3. Houve plano considerado insuficiente? O que foi feito com ele? O sistema mostra isso hoje? Não. A tela não tem como reprovar o plano (RN-GQ-051). 4. Como vocês verificam que a ação corretiva foi eficaz, e depois de quanto tempo? O sistema mostra isso hoje? Não. Só se registra que foi implementada (RN-GQ-052). 5. Cada ação do plano tem o seu resultado? O sistema mostra isso hoje? Em parte. O número da ação é texto livre e basta um resultado para aprovar (RN-GQ-D09-006). 6. Quem escreveu o plano é diferente de quem o aprovou? O sistema mostra isso hoje? Não. A tela não confere isso.</w:t>
+        <w:t xml:space="preserve">1. Quem aprovou este plano corretivo, quando, e com base em quê? O sistema mostra isso hoje? Em parte. O histórico e o usuário de atualização do desvio indicam quem agiu, mas não há campo de aprovador nem assinatura (RN-GQ-D09-011). 2. Todas as ações do plano estavam concluídas quando foi aprovado? O sistema mostra isso hoje? Em parte. A tela esconde o botão com ação pendente, mas o servidor aprovou com ação pendente em teste (DV-GQ-002). Em 21/10/2026 também aprovou plano sem nenhuma ação (DV-GQ-021). 3. Houve plano considerado insuficiente? O que foi feito com ele? O sistema mostra isso hoje? Não. A tela não tem como reprovar o plano (RN-GQ-051); reconfirmado em 21/10/2026 (DV-GQ-016). 4. Como vocês verificam que a ação corretiva foi eficaz, e depois de quanto tempo? O sistema mostra isso hoje? Não. Só se registra que foi implementada (RN-GQ-052). 5. Cada ação do plano tem o seu resultado? O sistema mostra isso hoje? Em parte. O número da ação é texto livre e basta um resultado para aprovar (RN-GQ-D09-006). Confirmado em 21/10/2026: a tela aprovou com Ação Nº 99, que não existe, e com um plano sem nenhuma ação (DV-GQ-021). 6. Quem escreveu o plano é diferente de quem o aprovou? O sistema mostra isso hoje? Não. A tela não confere isso.</w:t>
       </w:r>
     </w:p>
     <w:p>
@@ -4438,6 +4438,60 @@
           <w:szCs w:val="20"/>
         </w:rPr>
         <w:t xml:space="preserve">Resultados já gravados visíveis e sem duplicação (RN-GQ-D09-008 e D09-009).</w:t>
+      </w:r>
+    </w:p>
+    <w:p>
+      <w:pPr>
+        <w:numPr>
+          <w:ilvl w:val="0"/>
+          <w:numId w:val="2"/>
+        </w:numPr>
+        <w:spacing w:after="0" w:line="360" w:lineRule="auto"/>
+        <w:rPr>
+          <w:szCs w:val="20"/>
+        </w:rPr>
+      </w:pPr>
+      <w:r>
+        <w:rPr>
+          <w:szCs w:val="20"/>
+        </w:rPr>
+        <w:t xml:space="preserve">Recusar a aprovação com resultado de ação inexistente, com "Implementada = Não" e com plano sem ação (DV-GQ-021, Alta, rodada 1 de 21/10/2026).</w:t>
+      </w:r>
+    </w:p>
+    <w:p>
+      <w:pPr>
+        <w:numPr>
+          <w:ilvl w:val="0"/>
+          <w:numId w:val="2"/>
+        </w:numPr>
+        <w:spacing w:after="0" w:line="360" w:lineRule="auto"/>
+        <w:rPr>
+          <w:szCs w:val="20"/>
+        </w:rPr>
+      </w:pPr>
+      <w:r>
+        <w:rPr>
+          <w:szCs w:val="20"/>
+        </w:rPr>
+        <w:t xml:space="preserve">Corrigir os filtros da lista: RD/Nº com o ano (DV-GQ-026), datas (DV-GQ-027) e situação (DV-GQ-028).</w:t>
+      </w:r>
+    </w:p>
+    <w:p>
+      <w:pPr>
+        <w:numPr>
+          <w:ilvl w:val="0"/>
+          <w:numId w:val="2"/>
+        </w:numPr>
+        <w:spacing w:after="0" w:line="360" w:lineRule="auto"/>
+        <w:rPr>
+          <w:szCs w:val="20"/>
+        </w:rPr>
+      </w:pPr>
+      <w:r>
+        <w:rPr>
+          <w:szCs w:val="20"/>
+        </w:rPr>
+        <w:t xml:space="preserve">Fazer o histórico mostrar o conteúdo dos resultados (DV-GQ-036).</w:t>
       </w:r>
     </w:p>
     <w:p>

--- a/documentacao/arquivos/garantia-qualidade/LabMedSys - Modulo Garantia da Qualidade - Controle de Desvios - Tela 09 Monitoramento do Plano de Ação Corretiva - Anvisa.docx
+++ b/documentacao/arquivos/garantia-qualidade/LabMedSys - Modulo Garantia da Qualidade - Controle de Desvios - Tela 09 Monitoramento do Plano de Ação Corretiva - Anvisa.docx
@@ -3519,10 +3519,10 @@
         <w:tblLook w:val="04A0" w:firstRow="1" w:lastRow="0" w:firstColumn="1" w:lastColumn="0" w:noHBand="0" w:noVBand="1"/>
       </w:tblPr>
       <w:tblGrid>
-        <w:gridCol w:w="2302"/>
-        <w:gridCol w:w="1277"/>
-        <w:gridCol w:w="4883"/>
-        <w:gridCol w:w="1169"/>
+        <w:gridCol w:w="2249"/>
+        <w:gridCol w:w="1269"/>
+        <w:gridCol w:w="4957"/>
+        <w:gridCol w:w="1156"/>
       </w:tblGrid>
       <w:tr>
         <w:trPr>
@@ -3531,7 +3531,7 @@
         </w:trPr>
         <w:tc>
           <w:tcPr>
-            <w:tcW w:w="2302" w:type="dxa"/>
+            <w:tcW w:w="2249" w:type="dxa"/>
             <w:shd w:val="clear" w:color="auto" w:fill="D9D9D9" w:themeFill="background1" w:themeFillShade="D9"/>
           </w:tcPr>
           <w:p>
@@ -3559,7 +3559,7 @@
         </w:tc>
         <w:tc>
           <w:tcPr>
-            <w:tcW w:w="1277" w:type="dxa"/>
+            <w:tcW w:w="1269" w:type="dxa"/>
             <w:shd w:val="clear" w:color="auto" w:fill="D9D9D9" w:themeFill="background1" w:themeFillShade="D9"/>
           </w:tcPr>
           <w:p>
@@ -3587,7 +3587,7 @@
         </w:tc>
         <w:tc>
           <w:tcPr>
-            <w:tcW w:w="4883" w:type="dxa"/>
+            <w:tcW w:w="4957" w:type="dxa"/>
             <w:shd w:val="clear" w:color="auto" w:fill="D9D9D9" w:themeFill="background1" w:themeFillShade="D9"/>
           </w:tcPr>
           <w:p>
@@ -3615,7 +3615,7 @@
         </w:tc>
         <w:tc>
           <w:tcPr>
-            <w:tcW w:w="1169" w:type="dxa"/>
+            <w:tcW w:w="1156" w:type="dxa"/>
             <w:shd w:val="clear" w:color="auto" w:fill="D9D9D9" w:themeFill="background1" w:themeFillShade="D9"/>
           </w:tcPr>
           <w:p>
@@ -3648,7 +3648,7 @@
         </w:trPr>
         <w:tc>
           <w:tcPr>
-            <w:tcW w:w="2302" w:type="dxa"/>
+            <w:tcW w:w="2249" w:type="dxa"/>
           </w:tcPr>
           <w:p>
             <w:pPr>
@@ -3671,7 +3671,7 @@
         </w:tc>
         <w:tc>
           <w:tcPr>
-            <w:tcW w:w="1277" w:type="dxa"/>
+            <w:tcW w:w="1269" w:type="dxa"/>
           </w:tcPr>
           <w:p>
             <w:pPr>
@@ -3694,7 +3694,7 @@
         </w:tc>
         <w:tc>
           <w:tcPr>
-            <w:tcW w:w="4883" w:type="dxa"/>
+            <w:tcW w:w="4957" w:type="dxa"/>
           </w:tcPr>
           <w:p>
             <w:pPr>
@@ -3717,7 +3717,7 @@
         </w:tc>
         <w:tc>
           <w:tcPr>
-            <w:tcW w:w="1169" w:type="dxa"/>
+            <w:tcW w:w="1156" w:type="dxa"/>
           </w:tcPr>
           <w:p>
             <w:pPr>
@@ -3745,7 +3745,7 @@
         </w:trPr>
         <w:tc>
           <w:tcPr>
-            <w:tcW w:w="2302" w:type="dxa"/>
+            <w:tcW w:w="2249" w:type="dxa"/>
           </w:tcPr>
           <w:p>
             <w:pPr>
@@ -3768,7 +3768,7 @@
         </w:tc>
         <w:tc>
           <w:tcPr>
-            <w:tcW w:w="1277" w:type="dxa"/>
+            <w:tcW w:w="1269" w:type="dxa"/>
           </w:tcPr>
           <w:p>
             <w:pPr>
@@ -3791,7 +3791,7 @@
         </w:tc>
         <w:tc>
           <w:tcPr>
-            <w:tcW w:w="4883" w:type="dxa"/>
+            <w:tcW w:w="4957" w:type="dxa"/>
           </w:tcPr>
           <w:p>
             <w:pPr>
@@ -3808,13 +3808,207 @@
                 <w:sz w:val="18"/>
                 <w:szCs w:val="20"/>
               </w:rPr>
-              <w:t xml:space="preserve">A verificação final é feita na hora da aprovação. "Ações Corretivas Implementadas = Não" não impede a aprovação (RN-GQ-D09-007). Em 21/10/2026, um plano foi aprovado com um resultado "Implementada = Não" (RD 052/26, DV-GQ-021); a caixa da verificação final não foi isolada</w:t>
+              <w:t xml:space="preserve">A verificação final é feita na hora da aprovação. "Ações Corretivas Implementadas = Não" não impede a aprovação (RN-GQ-D09-007). Em 21/10/2026, um plano foi aprovado com um resultado "Implementada = Não" (RD 052/26, DV-GQ-021). Em 22/10/2026 a caixa da verificação final foi isolada: com Ações Corretivas Implementadas igual a Não e resultado Implementada igual a Não, a aprovação foi aceita (CT-GQ-N09-11, DV-GQ-021, gravidade Alta)</w:t>
             </w:r>
           </w:p>
         </w:tc>
         <w:tc>
           <w:tcPr>
-            <w:tcW w:w="1169" w:type="dxa"/>
+            <w:tcW w:w="1156" w:type="dxa"/>
+          </w:tcPr>
+          <w:p>
+            <w:pPr>
+              <w:widowControl/>
+              <w:spacing w:after="0" w:line="276" w:lineRule="auto"/>
+              <w:jc w:val="left"/>
+              <w:rPr>
+                <w:sz w:val="18"/>
+                <w:szCs w:val="18"/>
+              </w:rPr>
+            </w:pPr>
+            <w:r>
+              <w:rPr>
+                <w:sz w:val="18"/>
+                <w:szCs w:val="20"/>
+              </w:rPr>
+              <w:t xml:space="preserve">Não atende</w:t>
+            </w:r>
+          </w:p>
+        </w:tc>
+      </w:tr>
+      <w:tr>
+        <w:trPr>
+          <w:cantSplit/>
+        </w:trPr>
+        <w:tc>
+          <w:tcPr>
+            <w:tcW w:w="2249" w:type="dxa"/>
+          </w:tcPr>
+          <w:p>
+            <w:pPr>
+              <w:widowControl/>
+              <w:spacing w:after="0" w:line="276" w:lineRule="auto"/>
+              <w:jc w:val="left"/>
+              <w:rPr>
+                <w:sz w:val="18"/>
+                <w:szCs w:val="18"/>
+              </w:rPr>
+            </w:pPr>
+            <w:r>
+              <w:rPr>
+                <w:sz w:val="18"/>
+                <w:szCs w:val="20"/>
+              </w:rPr>
+              <w:t xml:space="preserve">"Ações corretivas e preventivas apropriadas devem ser elaboradas e adotadas em resposta aos desvios de qualidade."</w:t>
+            </w:r>
+          </w:p>
+        </w:tc>
+        <w:tc>
+          <w:tcPr>
+            <w:tcW w:w="1269" w:type="dxa"/>
+          </w:tcPr>
+          <w:p>
+            <w:pPr>
+              <w:widowControl/>
+              <w:spacing w:after="0" w:line="276" w:lineRule="auto"/>
+              <w:jc w:val="left"/>
+              <w:rPr>
+                <w:sz w:val="18"/>
+                <w:szCs w:val="18"/>
+              </w:rPr>
+            </w:pPr>
+            <w:r>
+              <w:rPr>
+                <w:sz w:val="18"/>
+                <w:szCs w:val="20"/>
+              </w:rPr>
+              <w:t xml:space="preserve">Art. 341</w:t>
+            </w:r>
+          </w:p>
+        </w:tc>
+        <w:tc>
+          <w:tcPr>
+            <w:tcW w:w="4957" w:type="dxa"/>
+          </w:tcPr>
+          <w:p>
+            <w:pPr>
+              <w:widowControl/>
+              <w:spacing w:after="0" w:line="276" w:lineRule="auto"/>
+              <w:jc w:val="left"/>
+              <w:rPr>
+                <w:sz w:val="18"/>
+                <w:szCs w:val="18"/>
+              </w:rPr>
+            </w:pPr>
+            <w:r>
+              <w:rPr>
+                <w:sz w:val="18"/>
+                <w:szCs w:val="20"/>
+              </w:rPr>
+              <w:t xml:space="preserve">A tela só aprova: não há botão Reprovar e o estado Reprovado não tem saída (RN-GQ-051). O plano foi aprovado com ação pendente em teste de 12/10/2026 (RN-GQ-050; DV-GQ-002). Reconfirmado em 21/10/2026: continua sem botão Reprovar (DV-GQ-016) e a aprovação aceitou o que deveria recusar (DV-GQ-021)</w:t>
+            </w:r>
+          </w:p>
+        </w:tc>
+        <w:tc>
+          <w:tcPr>
+            <w:tcW w:w="1156" w:type="dxa"/>
+          </w:tcPr>
+          <w:p>
+            <w:pPr>
+              <w:widowControl/>
+              <w:spacing w:after="0" w:line="276" w:lineRule="auto"/>
+              <w:jc w:val="left"/>
+              <w:rPr>
+                <w:sz w:val="18"/>
+                <w:szCs w:val="18"/>
+              </w:rPr>
+            </w:pPr>
+            <w:r>
+              <w:rPr>
+                <w:sz w:val="18"/>
+                <w:szCs w:val="20"/>
+              </w:rPr>
+              <w:t xml:space="preserve">Não atende</w:t>
+            </w:r>
+          </w:p>
+        </w:tc>
+      </w:tr>
+      <w:tr>
+        <w:trPr>
+          <w:cantSplit/>
+        </w:trPr>
+        <w:tc>
+          <w:tcPr>
+            <w:tcW w:w="2249" w:type="dxa"/>
+          </w:tcPr>
+          <w:p>
+            <w:pPr>
+              <w:widowControl/>
+              <w:spacing w:after="0" w:line="276" w:lineRule="auto"/>
+              <w:jc w:val="left"/>
+              <w:rPr>
+                <w:sz w:val="18"/>
+                <w:szCs w:val="18"/>
+              </w:rPr>
+            </w:pPr>
+            <w:r>
+              <w:rPr>
+                <w:sz w:val="18"/>
+                <w:szCs w:val="20"/>
+              </w:rPr>
+              <w:t xml:space="preserve">"Todas as decisões e medidas tomadas como resultado de um desvio de qualidade devem ser documentadas."</w:t>
+            </w:r>
+          </w:p>
+        </w:tc>
+        <w:tc>
+          <w:tcPr>
+            <w:tcW w:w="1269" w:type="dxa"/>
+          </w:tcPr>
+          <w:p>
+            <w:pPr>
+              <w:widowControl/>
+              <w:spacing w:after="0" w:line="276" w:lineRule="auto"/>
+              <w:jc w:val="left"/>
+              <w:rPr>
+                <w:sz w:val="18"/>
+                <w:szCs w:val="18"/>
+              </w:rPr>
+            </w:pPr>
+            <w:r>
+              <w:rPr>
+                <w:sz w:val="18"/>
+                <w:szCs w:val="20"/>
+              </w:rPr>
+              <w:t xml:space="preserve">Art. 337, § 3º</w:t>
+            </w:r>
+          </w:p>
+        </w:tc>
+        <w:tc>
+          <w:tcPr>
+            <w:tcW w:w="4957" w:type="dxa"/>
+          </w:tcPr>
+          <w:p>
+            <w:pPr>
+              <w:widowControl/>
+              <w:spacing w:after="0" w:line="276" w:lineRule="auto"/>
+              <w:jc w:val="left"/>
+              <w:rPr>
+                <w:sz w:val="18"/>
+                <w:szCs w:val="18"/>
+              </w:rPr>
+            </w:pPr>
+            <w:r>
+              <w:rPr>
+                <w:sz w:val="18"/>
+                <w:szCs w:val="20"/>
+              </w:rPr>
+              <w:t xml:space="preserve">A aprovação grava histórico campo a campo (RN-GQ-D09-015; LiberacaoPlanoAcaoCorretivaRNCController.cs:263). O resultado por ação é texto livre e não é ligado às ações do plano; basta uma linha de resultado (RN-GQ-D09-006). Confirmado em 21/10/2026: Ação Nº 99 foi aceita e o plano foi aprovado (CT-GQ-N09-05, DV-GQ-021). A tela recusou verificação final vazia, ausência de resultado e resultado sem número ou sem observação (CT-GQ-N09-01 a N09-03)</w:t>
+            </w:r>
+          </w:p>
+        </w:tc>
+        <w:tc>
+          <w:tcPr>
+            <w:tcW w:w="1156" w:type="dxa"/>
           </w:tcPr>
           <w:p>
             <w:pPr>
@@ -3842,7 +4036,7 @@
         </w:trPr>
         <w:tc>
           <w:tcPr>
-            <w:tcW w:w="2302" w:type="dxa"/>
+            <w:tcW w:w="2249" w:type="dxa"/>
           </w:tcPr>
           <w:p>
             <w:pPr>
@@ -3859,13 +4053,13 @@
                 <w:sz w:val="18"/>
                 <w:szCs w:val="20"/>
               </w:rPr>
-              <w:t xml:space="preserve">"Ações corretivas e preventivas apropriadas devem ser elaboradas e adotadas em resposta aos desvios de qualidade."</w:t>
+              <w:t xml:space="preserve">"Toda a alteração feita no registro de um documento deve ser assinada e datada, devendo permitir a leitura da informação original."</w:t>
             </w:r>
           </w:p>
         </w:tc>
         <w:tc>
           <w:tcPr>
-            <w:tcW w:w="1277" w:type="dxa"/>
+            <w:tcW w:w="1269" w:type="dxa"/>
           </w:tcPr>
           <w:p>
             <w:pPr>
@@ -3882,13 +4076,13 @@
                 <w:sz w:val="18"/>
                 <w:szCs w:val="20"/>
               </w:rPr>
-              <w:t xml:space="preserve">Art. 341</w:t>
+              <w:t xml:space="preserve">Art. 125</w:t>
             </w:r>
           </w:p>
         </w:tc>
         <w:tc>
           <w:tcPr>
-            <w:tcW w:w="4883" w:type="dxa"/>
+            <w:tcW w:w="4957" w:type="dxa"/>
           </w:tcPr>
           <w:p>
             <w:pPr>
@@ -3905,110 +4099,13 @@
                 <w:sz w:val="18"/>
                 <w:szCs w:val="20"/>
               </w:rPr>
-              <w:t xml:space="preserve">A tela só aprova: não há botão Reprovar e o estado Reprovado não tem saída (RN-GQ-051). O plano foi aprovado com ação pendente em teste de 12/10/2026 (RN-GQ-050; DV-GQ-002). Reconfirmado em 21/10/2026: continua sem botão Reprovar (DV-GQ-016) e a aprovação aceitou o que deveria recusar (DV-GQ-021)</w:t>
+              <w:t xml:space="preserve">Há histórico, mas não há campo de quem aprovou (IdResponsavel nunca é preenchido, RN-GQ-D09-011) e não há assinatura eletrônica na aprovação (confirmado em 22/10/2026: o mesmo usuário escreveu e aprovou o plano, DV-GQ-023). Em 22/10/2026, ao adicionar um resultado novo, os já gravados somem da grade até salvar e reabrir (RN-GQ-D09-009, DV-GQ-049)</w:t>
             </w:r>
           </w:p>
         </w:tc>
         <w:tc>
           <w:tcPr>
-            <w:tcW w:w="1169" w:type="dxa"/>
-          </w:tcPr>
-          <w:p>
-            <w:pPr>
-              <w:widowControl/>
-              <w:spacing w:after="0" w:line="276" w:lineRule="auto"/>
-              <w:jc w:val="left"/>
-              <w:rPr>
-                <w:sz w:val="18"/>
-                <w:szCs w:val="18"/>
-              </w:rPr>
-            </w:pPr>
-            <w:r>
-              <w:rPr>
-                <w:sz w:val="18"/>
-                <w:szCs w:val="20"/>
-              </w:rPr>
-              <w:t xml:space="preserve">Não atende</w:t>
-            </w:r>
-          </w:p>
-        </w:tc>
-      </w:tr>
-      <w:tr>
-        <w:trPr>
-          <w:cantSplit/>
-        </w:trPr>
-        <w:tc>
-          <w:tcPr>
-            <w:tcW w:w="2302" w:type="dxa"/>
-          </w:tcPr>
-          <w:p>
-            <w:pPr>
-              <w:widowControl/>
-              <w:spacing w:after="0" w:line="276" w:lineRule="auto"/>
-              <w:jc w:val="left"/>
-              <w:rPr>
-                <w:sz w:val="18"/>
-                <w:szCs w:val="18"/>
-              </w:rPr>
-            </w:pPr>
-            <w:r>
-              <w:rPr>
-                <w:sz w:val="18"/>
-                <w:szCs w:val="20"/>
-              </w:rPr>
-              <w:t xml:space="preserve">"Todas as decisões e medidas tomadas como resultado de um desvio de qualidade devem ser documentadas."</w:t>
-            </w:r>
-          </w:p>
-        </w:tc>
-        <w:tc>
-          <w:tcPr>
-            <w:tcW w:w="1277" w:type="dxa"/>
-          </w:tcPr>
-          <w:p>
-            <w:pPr>
-              <w:widowControl/>
-              <w:spacing w:after="0" w:line="276" w:lineRule="auto"/>
-              <w:jc w:val="left"/>
-              <w:rPr>
-                <w:sz w:val="18"/>
-                <w:szCs w:val="18"/>
-              </w:rPr>
-            </w:pPr>
-            <w:r>
-              <w:rPr>
-                <w:sz w:val="18"/>
-                <w:szCs w:val="20"/>
-              </w:rPr>
-              <w:t xml:space="preserve">Art. 337, § 3º</w:t>
-            </w:r>
-          </w:p>
-        </w:tc>
-        <w:tc>
-          <w:tcPr>
-            <w:tcW w:w="4883" w:type="dxa"/>
-          </w:tcPr>
-          <w:p>
-            <w:pPr>
-              <w:widowControl/>
-              <w:spacing w:after="0" w:line="276" w:lineRule="auto"/>
-              <w:jc w:val="left"/>
-              <w:rPr>
-                <w:sz w:val="18"/>
-                <w:szCs w:val="18"/>
-              </w:rPr>
-            </w:pPr>
-            <w:r>
-              <w:rPr>
-                <w:sz w:val="18"/>
-                <w:szCs w:val="20"/>
-              </w:rPr>
-              <w:t xml:space="preserve">A aprovação grava histórico campo a campo (RN-GQ-D09-015; LiberacaoPlanoAcaoCorretivaRNCController.cs:263). O resultado por ação é texto livre e não é ligado às ações do plano; basta uma linha de resultado (RN-GQ-D09-006). Confirmado em 21/10/2026: Ação Nº 99 foi aceita e o plano foi aprovado (CT-GQ-N09-05, DV-GQ-021). A tela recusou verificação final vazia, ausência de resultado e resultado sem número ou sem observação (CT-GQ-N09-01 a N09-03)</w:t>
-            </w:r>
-          </w:p>
-        </w:tc>
-        <w:tc>
-          <w:tcPr>
-            <w:tcW w:w="1169" w:type="dxa"/>
+            <w:tcW w:w="1156" w:type="dxa"/>
           </w:tcPr>
           <w:p>
             <w:pPr>
@@ -4036,104 +4133,7 @@
         </w:trPr>
         <w:tc>
           <w:tcPr>
-            <w:tcW w:w="2302" w:type="dxa"/>
-          </w:tcPr>
-          <w:p>
-            <w:pPr>
-              <w:widowControl/>
-              <w:spacing w:after="0" w:line="276" w:lineRule="auto"/>
-              <w:jc w:val="left"/>
-              <w:rPr>
-                <w:sz w:val="18"/>
-                <w:szCs w:val="18"/>
-              </w:rPr>
-            </w:pPr>
-            <w:r>
-              <w:rPr>
-                <w:sz w:val="18"/>
-                <w:szCs w:val="20"/>
-              </w:rPr>
-              <w:t xml:space="preserve">"Toda a alteração feita no registro de um documento deve ser assinada e datada, devendo permitir a leitura da informação original."</w:t>
-            </w:r>
-          </w:p>
-        </w:tc>
-        <w:tc>
-          <w:tcPr>
-            <w:tcW w:w="1277" w:type="dxa"/>
-          </w:tcPr>
-          <w:p>
-            <w:pPr>
-              <w:widowControl/>
-              <w:spacing w:after="0" w:line="276" w:lineRule="auto"/>
-              <w:jc w:val="left"/>
-              <w:rPr>
-                <w:sz w:val="18"/>
-                <w:szCs w:val="18"/>
-              </w:rPr>
-            </w:pPr>
-            <w:r>
-              <w:rPr>
-                <w:sz w:val="18"/>
-                <w:szCs w:val="20"/>
-              </w:rPr>
-              <w:t xml:space="preserve">Art. 125</w:t>
-            </w:r>
-          </w:p>
-        </w:tc>
-        <w:tc>
-          <w:tcPr>
-            <w:tcW w:w="4883" w:type="dxa"/>
-          </w:tcPr>
-          <w:p>
-            <w:pPr>
-              <w:widowControl/>
-              <w:spacing w:after="0" w:line="276" w:lineRule="auto"/>
-              <w:jc w:val="left"/>
-              <w:rPr>
-                <w:sz w:val="18"/>
-                <w:szCs w:val="18"/>
-              </w:rPr>
-            </w:pPr>
-            <w:r>
-              <w:rPr>
-                <w:sz w:val="18"/>
-                <w:szCs w:val="20"/>
-              </w:rPr>
-              <w:t xml:space="preserve">Há histórico, mas não há campo de quem aprovou (IdResponsavel nunca é preenchido, RN-GQ-D09-011) e não há assinatura nem senha na aprovação. Os resultados já gravados não podem ser editados e somem da grade (RN-GQ-D09-009, a confirmar no teste)</w:t>
-            </w:r>
-          </w:p>
-        </w:tc>
-        <w:tc>
-          <w:tcPr>
-            <w:tcW w:w="1169" w:type="dxa"/>
-          </w:tcPr>
-          <w:p>
-            <w:pPr>
-              <w:widowControl/>
-              <w:spacing w:after="0" w:line="276" w:lineRule="auto"/>
-              <w:jc w:val="left"/>
-              <w:rPr>
-                <w:sz w:val="18"/>
-                <w:szCs w:val="18"/>
-              </w:rPr>
-            </w:pPr>
-            <w:r>
-              <w:rPr>
-                <w:sz w:val="18"/>
-                <w:szCs w:val="20"/>
-              </w:rPr>
-              <w:t xml:space="preserve">Atende em parte</w:t>
-            </w:r>
-          </w:p>
-        </w:tc>
-      </w:tr>
-      <w:tr>
-        <w:trPr>
-          <w:cantSplit/>
-        </w:trPr>
-        <w:tc>
-          <w:tcPr>
-            <w:tcW w:w="2302" w:type="dxa"/>
+            <w:tcW w:w="2249" w:type="dxa"/>
           </w:tcPr>
           <w:p>
             <w:pPr>
@@ -4156,7 +4156,7 @@
         </w:tc>
         <w:tc>
           <w:tcPr>
-            <w:tcW w:w="1277" w:type="dxa"/>
+            <w:tcW w:w="1269" w:type="dxa"/>
           </w:tcPr>
           <w:p>
             <w:pPr>
@@ -4179,7 +4179,7 @@
         </w:tc>
         <w:tc>
           <w:tcPr>
-            <w:tcW w:w="4883" w:type="dxa"/>
+            <w:tcW w:w="4957" w:type="dxa"/>
           </w:tcPr>
           <w:p>
             <w:pPr>
@@ -4202,7 +4202,7 @@
         </w:tc>
         <w:tc>
           <w:tcPr>
-            <w:tcW w:w="1169" w:type="dxa"/>
+            <w:tcW w:w="1156" w:type="dxa"/>
           </w:tcPr>
           <w:p>
             <w:pPr>
@@ -4274,7 +4274,7 @@
         <w:rPr>
           <w:szCs w:val="20"/>
         </w:rPr>
-        <w:t xml:space="preserve">1. Quem aprovou este plano corretivo, quando, e com base em quê? O sistema mostra isso hoje? Em parte. O histórico e o usuário de atualização do desvio indicam quem agiu, mas não há campo de aprovador nem assinatura (RN-GQ-D09-011). 2. Todas as ações do plano estavam concluídas quando foi aprovado? O sistema mostra isso hoje? Em parte. A tela esconde o botão com ação pendente, mas o servidor aprovou com ação pendente em teste (DV-GQ-002). Em 21/10/2026 também aprovou plano sem nenhuma ação (DV-GQ-021). 3. Houve plano considerado insuficiente? O que foi feito com ele? O sistema mostra isso hoje? Não. A tela não tem como reprovar o plano (RN-GQ-051); reconfirmado em 21/10/2026 (DV-GQ-016). 4. Como vocês verificam que a ação corretiva foi eficaz, e depois de quanto tempo? O sistema mostra isso hoje? Não. Só se registra que foi implementada (RN-GQ-052). 5. Cada ação do plano tem o seu resultado? O sistema mostra isso hoje? Em parte. O número da ação é texto livre e basta um resultado para aprovar (RN-GQ-D09-006). Confirmado em 21/10/2026: a tela aprovou com Ação Nº 99, que não existe, e com um plano sem nenhuma ação (DV-GQ-021). 6. Quem escreveu o plano é diferente de quem o aprovou? O sistema mostra isso hoje? Não. A tela não confere isso.</w:t>
+        <w:t xml:space="preserve">1. Quem aprovou este plano corretivo, quando, e com base em quê? O sistema mostra isso hoje? Em parte. O histórico e o usuário de atualização do desvio indicam quem agiu, mas não há campo de aprovador nem assinatura (RN-GQ-D09-011). 2. Todas as ações do plano estavam concluídas quando foi aprovado? O sistema mostra isso hoje? Em parte. A tela esconde o botão com ação pendente, mas o servidor aprovou com ação pendente em teste (DV-GQ-002). Em 21/10/2026 também aprovou plano sem nenhuma ação (DV-GQ-021). 3. Houve plano considerado insuficiente? O que foi feito com ele? O sistema mostra isso hoje? Não. A tela não tem como reprovar o plano (RN-GQ-051); reconfirmado em 21/10/2026 (DV-GQ-016). 4. Como vocês verificam que a ação corretiva foi eficaz, e depois de quanto tempo? O sistema mostra isso hoje? Não. Só se registra que foi implementada (RN-GQ-052). 5. Cada ação do plano tem o seu resultado? O sistema mostra isso hoje? Em parte. O número da ação é texto livre e basta um resultado para aprovar (RN-GQ-D09-006). Confirmado em 21/10/2026: a tela aprovou com Ação Nº 99, que não existe, e com um plano sem nenhuma ação (DV-GQ-021). 6. Quem escreveu o plano é diferente de quem o aprovou? O sistema mostra isso hoje? Não. A tela não confere isso. Confirmado em 22/10/2026: o mesmo usuário escreveu e aprovou o plano, sem aviso (CT-GQ-N09-19, DV-GQ-023).</w:t>
       </w:r>
     </w:p>
     <w:p>
